--- a/docs/product/Product_Bible.md.docx
+++ b/docs/product/Product_Bible.md.docx
@@ -257,6 +257,19 @@
     <w:p>
       <w:r>
         <w:t>The user should eventually say: 'My coach knows me better than any other nutrition app.'</w:t>
+      </w:r>
+    </w:p>
+    <w:p>
+      <w:pPr>
+        <w:pStyle w:val="Heading2"/>
+      </w:pPr>
+      <w:r>
+        <w:t>13. Governance References</w:t>
+      </w:r>
+    </w:p>
+    <w:p>
+      <w:r>
+        <w:t>The canonical source for FITME coaching philosophy and doctrine is docs/governance/FITME_Coach_Bible.md (Chapter 1 approved). Supporting research, ideas and pre-canonical notes are collected in docs/governance/FITME_Coach_Knowledge_Base.md. This Product Bible remains the single source of truth for product scope, roles and delivery process; coaching doctrine detail is governed by the Coach Bible.</w:t>
       </w:r>
     </w:p>
     <w:sectPr>

--- a/docs/product/Product_Bible.md.docx
+++ b/docs/product/Product_Bible.md.docx
@@ -7,7 +7,7 @@
         <w:pStyle w:val="Heading1"/>
       </w:pPr>
       <w:r>
-        <w:t>FITME Product Bible v1.0</w:t>
+        <w:t>FITME Product Bible v1.1</w:t>
       </w:r>
     </w:p>
     <w:p>
@@ -146,7 +146,10 @@
       <w:r>
         <w:t>Pipeline:</w:t>
         <w:br/>
-        <w:t>Context → Memory → Patterns → Goals → Recommendation → Learning</w:t>
+        <w:t>Context → Memory → Patterns → Goals → Recommendation → Safety Layer → Learning</w:t>
+        <w:br/>
+        <w:br/>
+        <w:t>The Safety Layer holds independent authority to modify, defer, or block a Recommendation before it reaches the user (FITME Safety Layer Canonical Decision Package v2.0, RCD-05).</w:t>
       </w:r>
     </w:p>
     <w:p>
@@ -244,6 +247,9 @@
         <w:t>7. UX System</w:t>
         <w:br/>
         <w:t>8. Design System</w:t>
+        <w:br/>
+        <w:br/>
+        <w:t>Safety Layer (SL-001) — a standalone canonical Work Item, an architectural prerequisite before item 7 (UX System / TASK-007), per the FITME Safety Layer Canonical Decision Package v2.0 (Head of Product + AI Architect, Final Canonical Update).</w:t>
       </w:r>
     </w:p>
     <w:p>
